--- a/複評文件!!!!!!/第三章.docx
+++ b/複評文件!!!!!!/第三章.docx
@@ -90,21 +90,23 @@
     </w:p>
     <w:p>
       <w:pPr>
+        <w:pStyle w:val="af3"/>
         <w:jc w:val="center"/>
         <w:rPr>
           <w:rFonts w:ascii="Times New Roman" w:eastAsia="標楷體" w:hAnsi="Times New Roman"/>
-        </w:rPr>
-      </w:pPr>
-      <w:r>
-        <w:rPr>
-          <w:rFonts w:ascii="Times New Roman" w:eastAsia="標楷體" w:hAnsi="Times New Roman"/>
+          <w:sz w:val="28"/>
+        </w:rPr>
+      </w:pPr>
+      <w:bookmarkStart w:id="2" w:name="_Toc231177856"/>
+      <w:r>
+        <w:rPr>
           <w:noProof/>
         </w:rPr>
         <w:drawing>
-          <wp:inline distT="0" distB="0" distL="0" distR="0" wp14:anchorId="2C3074B9" wp14:editId="7C48083A">
-            <wp:extent cx="6479540" cy="3162935"/>
-            <wp:effectExtent l="0" t="0" r="0" b="0"/>
-            <wp:docPr id="1317396721" name="圖片 1"/>
+          <wp:inline distT="0" distB="0" distL="0" distR="0" wp14:anchorId="3833BC2E" wp14:editId="7147EAF3">
+            <wp:extent cx="6588000" cy="3509843"/>
+            <wp:effectExtent l="0" t="0" r="3810" b="0"/>
+            <wp:docPr id="2142337953" name="圖片 2"/>
             <wp:cNvGraphicFramePr>
               <a:graphicFrameLocks xmlns:a="http://schemas.openxmlformats.org/drawingml/2006/main" noChangeAspect="1"/>
             </wp:cNvGraphicFramePr>
@@ -112,23 +114,41 @@
               <a:graphicData uri="http://schemas.openxmlformats.org/drawingml/2006/picture">
                 <pic:pic xmlns:pic="http://schemas.openxmlformats.org/drawingml/2006/picture">
                   <pic:nvPicPr>
-                    <pic:cNvPr id="1317396721" name=""/>
-                    <pic:cNvPicPr/>
+                    <pic:cNvPr id="0" name="Picture 3"/>
+                    <pic:cNvPicPr>
+                      <a:picLocks noChangeAspect="1" noChangeArrowheads="1"/>
+                    </pic:cNvPicPr>
                   </pic:nvPicPr>
-                  <pic:blipFill>
-                    <a:blip r:embed="rId7"/>
+                  <pic:blipFill rotWithShape="1">
+                    <a:blip r:embed="rId7" cstate="print">
+                      <a:extLst>
+                        <a:ext uri="{28A0092B-C50C-407E-A947-70E740481C1C}">
+                          <a14:useLocalDpi xmlns:a14="http://schemas.microsoft.com/office/drawing/2010/main" val="0"/>
+                        </a:ext>
+                      </a:extLst>
+                    </a:blip>
+                    <a:srcRect l="3936" t="11764" r="7064" b="3971"/>
                     <a:stretch>
                       <a:fillRect/>
                     </a:stretch>
                   </pic:blipFill>
-                  <pic:spPr>
+                  <pic:spPr bwMode="auto">
                     <a:xfrm>
                       <a:off x="0" y="0"/>
-                      <a:ext cx="6479540" cy="3162935"/>
+                      <a:ext cx="6588000" cy="3509843"/>
                     </a:xfrm>
                     <a:prstGeom prst="rect">
                       <a:avLst/>
                     </a:prstGeom>
+                    <a:noFill/>
+                    <a:ln>
+                      <a:noFill/>
+                    </a:ln>
+                    <a:extLst>
+                      <a:ext uri="{53640926-AAD7-44D8-BBD7-CCE9431645EC}">
+                        <a14:shadowObscured xmlns:a14="http://schemas.microsoft.com/office/drawing/2010/main"/>
+                      </a:ext>
+                    </a:extLst>
                   </pic:spPr>
                 </pic:pic>
               </a:graphicData>
@@ -146,7 +166,6 @@
           <w:sz w:val="28"/>
         </w:rPr>
       </w:pPr>
-      <w:bookmarkStart w:id="2" w:name="_Toc231177856"/>
       <w:r>
         <w:rPr>
           <w:rFonts w:ascii="Times New Roman" w:eastAsia="標楷體" w:hAnsi="Times New Roman" w:hint="eastAsia"/>
@@ -405,6 +424,30 @@
           <w:color w:val="000000" w:themeColor="text1"/>
           <w:sz w:val="28"/>
         </w:rPr>
+        <w:t>或點選</w:t>
+      </w:r>
+      <w:r>
+        <w:rPr>
+          <w:rFonts w:ascii="Times New Roman" w:eastAsia="標楷體" w:hAnsi="Times New Roman" w:hint="eastAsia"/>
+          <w:color w:val="000000" w:themeColor="text1"/>
+          <w:sz w:val="28"/>
+        </w:rPr>
+        <w:t>Google</w:t>
+      </w:r>
+      <w:r>
+        <w:rPr>
+          <w:rFonts w:ascii="Times New Roman" w:eastAsia="標楷體" w:hAnsi="Times New Roman" w:hint="eastAsia"/>
+          <w:color w:val="000000" w:themeColor="text1"/>
+          <w:sz w:val="28"/>
+        </w:rPr>
+        <w:t>登入</w:t>
+      </w:r>
+      <w:r>
+        <w:rPr>
+          <w:rFonts w:ascii="Times New Roman" w:eastAsia="標楷體" w:hAnsi="Times New Roman" w:hint="eastAsia"/>
+          <w:color w:val="000000" w:themeColor="text1"/>
+          <w:sz w:val="28"/>
+        </w:rPr>
         <w:t>使用</w:t>
       </w:r>
       <w:proofErr w:type="spellStart"/>
@@ -463,7 +506,15 @@
           <w:color w:val="000000" w:themeColor="text1"/>
           <w:sz w:val="28"/>
         </w:rPr>
-        <w:t>代辦清單</w:t>
+        <w:t>待</w:t>
+      </w:r>
+      <w:r>
+        <w:rPr>
+          <w:rFonts w:ascii="Times New Roman" w:eastAsia="標楷體" w:hAnsi="Times New Roman" w:hint="eastAsia"/>
+          <w:color w:val="000000" w:themeColor="text1"/>
+          <w:sz w:val="28"/>
+        </w:rPr>
+        <w:t>辦清單</w:t>
       </w:r>
     </w:p>
     <w:p>
@@ -834,6 +885,14 @@
           <w:sz w:val="28"/>
         </w:rPr>
         <w:t>詢</w:t>
+      </w:r>
+      <w:r>
+        <w:rPr>
+          <w:rFonts w:ascii="Times New Roman" w:eastAsia="標楷體" w:hAnsi="Times New Roman" w:hint="eastAsia"/>
+          <w:color w:val="000000" w:themeColor="text1"/>
+          <w:sz w:val="28"/>
+        </w:rPr>
+        <w:t>並回傳結果給使用者</w:t>
       </w:r>
     </w:p>
     <w:p>
@@ -4882,7 +4941,6 @@
   <w:style w:type="character" w:default="1" w:styleId="a0">
     <w:name w:val="Default Paragraph Font"/>
     <w:uiPriority w:val="1"/>
-    <w:semiHidden/>
     <w:unhideWhenUsed/>
   </w:style>
   <w:style w:type="table" w:default="1" w:styleId="a1">

--- a/複評文件!!!!!!/第三章.docx
+++ b/複評文件!!!!!!/第三章.docx
@@ -103,7 +103,7 @@
           <w:noProof/>
         </w:rPr>
         <w:drawing>
-          <wp:inline distT="0" distB="0" distL="0" distR="0" wp14:anchorId="3833BC2E" wp14:editId="7147EAF3">
+          <wp:inline distT="0" distB="0" distL="0" distR="0" wp14:anchorId="3833BC2E" wp14:editId="65CABFFD">
             <wp:extent cx="6588000" cy="3509843"/>
             <wp:effectExtent l="0" t="0" r="3810" b="0"/>
             <wp:docPr id="2142337953" name="圖片 2"/>
@@ -4941,6 +4941,7 @@
   <w:style w:type="character" w:default="1" w:styleId="a0">
     <w:name w:val="Default Paragraph Font"/>
     <w:uiPriority w:val="1"/>
+    <w:semiHidden/>
     <w:unhideWhenUsed/>
   </w:style>
   <w:style w:type="table" w:default="1" w:styleId="a1">
